--- a/Чек-лист полный.docx
+++ b/Чек-лист полный.docx
@@ -419,14 +419,12 @@
             <w:r>
               <w:t xml:space="preserve"> </w:t>
             </w:r>
-            <w:proofErr w:type="spellStart"/>
             <w:r>
               <w:t>термопот</w:t>
             </w:r>
             <w:r>
               <w:t>ы</w:t>
             </w:r>
-            <w:proofErr w:type="spellEnd"/>
             <w:r>
               <w:tab/>
             </w:r>
@@ -527,13 +525,8 @@
                 </w:r>
               </w:sdtContent>
             </w:sdt>
-            <w:proofErr w:type="spellStart"/>
-            <w:r>
-              <w:t>индук</w:t>
-            </w:r>
-            <w:proofErr w:type="spellEnd"/>
-            <w:r>
-              <w:t xml:space="preserve">. </w:t>
+            <w:r>
+              <w:t xml:space="preserve">индук. </w:t>
             </w:r>
             <w:sdt>
               <w:sdtPr>
@@ -555,15 +548,7 @@
               </w:sdtContent>
             </w:sdt>
             <w:r>
-              <w:t xml:space="preserve"> </w:t>
-            </w:r>
-            <w:proofErr w:type="spellStart"/>
-            <w:r>
-              <w:t>элек</w:t>
-            </w:r>
-            <w:proofErr w:type="spellEnd"/>
-            <w:r>
-              <w:t xml:space="preserve">. </w:t>
+              <w:t xml:space="preserve"> элек. </w:t>
             </w:r>
             <w:sdt>
               <w:sdtPr>
@@ -1235,13 +1220,8 @@
                 </w:r>
               </w:sdtContent>
             </w:sdt>
-            <w:proofErr w:type="spellStart"/>
-            <w:r>
-              <w:t>этикетировщики</w:t>
-            </w:r>
-            <w:proofErr w:type="spellEnd"/>
-            <w:r>
-              <w:t xml:space="preserve"> </w:t>
+            <w:r>
+              <w:t xml:space="preserve">этикетировщики </w:t>
             </w:r>
           </w:p>
         </w:tc>
@@ -1385,13 +1365,8 @@
                 </w:r>
               </w:sdtContent>
             </w:sdt>
-            <w:proofErr w:type="spellStart"/>
-            <w:r>
-              <w:t>пароконвектоматы</w:t>
-            </w:r>
-            <w:proofErr w:type="spellEnd"/>
-            <w:r>
-              <w:t xml:space="preserve"> </w:t>
+            <w:r>
+              <w:t xml:space="preserve">пароконвектоматы </w:t>
             </w:r>
           </w:p>
         </w:tc>
@@ -1816,13 +1791,8 @@
               </w:sdtContent>
             </w:sdt>
             <w:r>
-              <w:t xml:space="preserve"> </w:t>
-            </w:r>
-            <w:proofErr w:type="spellStart"/>
-            <w:r>
-              <w:t>мусаты</w:t>
-            </w:r>
-            <w:proofErr w:type="spellEnd"/>
+              <w:t xml:space="preserve"> мусаты</w:t>
+            </w:r>
             <w:r>
               <w:t xml:space="preserve"> </w:t>
             </w:r>
@@ -1892,13 +1862,8 @@
                 </w:r>
               </w:sdtContent>
             </w:sdt>
-            <w:proofErr w:type="spellStart"/>
-            <w:r>
-              <w:t>расстоечные</w:t>
-            </w:r>
-            <w:proofErr w:type="spellEnd"/>
-            <w:r>
-              <w:t xml:space="preserve"> шкафы</w:t>
+            <w:r>
+              <w:t>расстоечные шкафы</w:t>
             </w:r>
           </w:p>
         </w:tc>
@@ -1941,13 +1906,8 @@
               </w:sdtContent>
             </w:sdt>
             <w:r>
-              <w:t xml:space="preserve">автоматический </w:t>
-            </w:r>
-            <w:proofErr w:type="spellStart"/>
-            <w:r>
-              <w:t>клипсаторы</w:t>
-            </w:r>
-            <w:proofErr w:type="spellEnd"/>
+              <w:t>автоматический клипсаторы</w:t>
+            </w:r>
           </w:p>
         </w:tc>
         <w:tc>
@@ -2308,11 +2268,9 @@
                 </w:r>
               </w:sdtContent>
             </w:sdt>
-            <w:proofErr w:type="spellStart"/>
             <w:r>
               <w:t>гастроёмкости</w:t>
             </w:r>
-            <w:proofErr w:type="spellEnd"/>
           </w:p>
         </w:tc>
         <w:tc>
@@ -2993,11 +2951,9 @@
                 </w:r>
               </w:sdtContent>
             </w:sdt>
-            <w:proofErr w:type="spellStart"/>
             <w:r>
               <w:t>слайсера</w:t>
             </w:r>
-            <w:proofErr w:type="spellEnd"/>
           </w:p>
         </w:tc>
         <w:tc>
@@ -3424,7 +3380,6 @@
                 </w:r>
               </w:sdtContent>
             </w:sdt>
-            <w:proofErr w:type="spellStart"/>
             <w:r>
               <w:t>с</w:t>
             </w:r>
@@ -3432,11 +3387,7 @@
               <w:t>илапеновы</w:t>
             </w:r>
             <w:r>
-              <w:t>е</w:t>
-            </w:r>
-            <w:proofErr w:type="spellEnd"/>
-            <w:r>
-              <w:t xml:space="preserve"> коврики</w:t>
+              <w:t>е коврики</w:t>
             </w:r>
           </w:p>
         </w:tc>
@@ -3479,11 +3430,9 @@
                 </w:r>
               </w:sdtContent>
             </w:sdt>
-            <w:proofErr w:type="spellStart"/>
             <w:r>
               <w:t>бисквиторезки</w:t>
             </w:r>
-            <w:proofErr w:type="spellEnd"/>
             <w:r>
               <w:t xml:space="preserve"> </w:t>
             </w:r>
@@ -3723,11 +3672,9 @@
             <w:r>
               <w:t xml:space="preserve"> </w:t>
             </w:r>
-            <w:proofErr w:type="spellStart"/>
             <w:r>
               <w:t>тестоделители</w:t>
             </w:r>
-            <w:proofErr w:type="spellEnd"/>
           </w:p>
         </w:tc>
         <w:tc>
@@ -3892,11 +3839,9 @@
                 </w:r>
               </w:sdtContent>
             </w:sdt>
-            <w:proofErr w:type="spellStart"/>
             <w:r>
               <w:t>дежи</w:t>
             </w:r>
-            <w:proofErr w:type="spellEnd"/>
             <w:r>
               <w:tab/>
             </w:r>
@@ -3966,14 +3911,12 @@
                 </w:r>
               </w:sdtContent>
             </w:sdt>
-            <w:proofErr w:type="spellStart"/>
             <w:r>
               <w:t>т</w:t>
             </w:r>
             <w:r>
               <w:t>естоокруглители</w:t>
             </w:r>
-            <w:proofErr w:type="spellEnd"/>
             <w:r>
               <w:t xml:space="preserve"> </w:t>
             </w:r>
@@ -3996,11 +3939,9 @@
                 </w:r>
               </w:sdtContent>
             </w:sdt>
-            <w:proofErr w:type="spellStart"/>
             <w:r>
               <w:t>тестораскатки</w:t>
             </w:r>
-            <w:proofErr w:type="spellEnd"/>
           </w:p>
         </w:tc>
         <w:tc>
@@ -4119,13 +4060,8 @@
               </w:sdtContent>
             </w:sdt>
             <w:r>
-              <w:t xml:space="preserve"> ворота/</w:t>
-            </w:r>
-            <w:proofErr w:type="spellStart"/>
-            <w:r>
-              <w:t>роллета</w:t>
-            </w:r>
-            <w:proofErr w:type="spellEnd"/>
+              <w:t xml:space="preserve"> ворота/роллета</w:t>
+            </w:r>
             <w:r>
               <w:tab/>
             </w:r>
@@ -4171,11 +4107,9 @@
             <w:r>
               <w:t xml:space="preserve">ёмкости для </w:t>
             </w:r>
-            <w:proofErr w:type="spellStart"/>
             <w:r>
               <w:t>перетаривания</w:t>
             </w:r>
-            <w:proofErr w:type="spellEnd"/>
           </w:p>
         </w:tc>
         <w:tc>
@@ -4383,15 +4317,7 @@
               </w:sdtContent>
             </w:sdt>
             <w:r>
-              <w:t xml:space="preserve">корзины для </w:t>
-            </w:r>
-            <w:proofErr w:type="spellStart"/>
-            <w:r>
-              <w:t>расстойки</w:t>
-            </w:r>
-            <w:proofErr w:type="spellEnd"/>
-            <w:r>
-              <w:t xml:space="preserve"> теста</w:t>
+              <w:t>корзины для расстойки теста</w:t>
             </w:r>
           </w:p>
         </w:tc>
@@ -4434,11 +4360,9 @@
                 </w:r>
               </w:sdtContent>
             </w:sdt>
-            <w:proofErr w:type="spellStart"/>
             <w:r>
               <w:t>тарталетницы</w:t>
             </w:r>
-            <w:proofErr w:type="spellEnd"/>
           </w:p>
         </w:tc>
         <w:tc>
@@ -4525,13 +4449,8 @@
                 </w:r>
               </w:sdtContent>
             </w:sdt>
-            <w:proofErr w:type="spellStart"/>
-            <w:r>
-              <w:t>демосистема</w:t>
-            </w:r>
-            <w:proofErr w:type="spellEnd"/>
-            <w:r>
-              <w:t xml:space="preserve"> (контактная поверхность)</w:t>
+            <w:r>
+              <w:t>демосистема (контактная поверхность)</w:t>
             </w:r>
           </w:p>
         </w:tc>
@@ -5262,11 +5181,9 @@
             <w:r>
               <w:t xml:space="preserve"> </w:t>
             </w:r>
-            <w:proofErr w:type="spellStart"/>
             <w:r>
               <w:t>подкатные</w:t>
             </w:r>
-            <w:proofErr w:type="spellEnd"/>
           </w:p>
         </w:tc>
         <w:tc>
@@ -5309,13 +5226,8 @@
               </w:sdtContent>
             </w:sdt>
             <w:r>
-              <w:t xml:space="preserve">машина для резки </w:t>
-            </w:r>
-            <w:proofErr w:type="spellStart"/>
-            <w:r>
-              <w:t>конд</w:t>
-            </w:r>
-            <w:proofErr w:type="spellEnd"/>
+              <w:t>машина для резки конд</w:t>
+            </w:r>
             <w:r>
               <w:t>.</w:t>
             </w:r>
@@ -5663,15 +5575,7 @@
               </w:sdtContent>
             </w:sdt>
             <w:r>
-              <w:t>изотермические контейнеры (</w:t>
-            </w:r>
-            <w:proofErr w:type="spellStart"/>
-            <w:r>
-              <w:t>bigbox</w:t>
-            </w:r>
-            <w:proofErr w:type="spellEnd"/>
-            <w:r>
-              <w:t>)</w:t>
+              <w:t>изотермические контейнеры (bigbox)</w:t>
             </w:r>
           </w:p>
         </w:tc>
@@ -5885,28 +5789,12 @@
                 </w:r>
               </w:sdtContent>
             </w:sdt>
-            <w:proofErr w:type="spellStart"/>
             <w:r>
               <w:rPr>
                 <w:rFonts w:eastAsia="Times New Roman"/>
               </w:rPr>
-              <w:t>расстоечные</w:t>
-            </w:r>
-            <w:proofErr w:type="spellEnd"/>
-            <w:r>
-              <w:rPr>
-                <w:rFonts w:eastAsia="Times New Roman"/>
-              </w:rPr>
-              <w:t xml:space="preserve"> </w:t>
-            </w:r>
-            <w:proofErr w:type="spellStart"/>
-            <w:r>
-              <w:rPr>
-                <w:rFonts w:eastAsia="Times New Roman"/>
-              </w:rPr>
-              <w:t>термочехлы</w:t>
-            </w:r>
-            <w:proofErr w:type="spellEnd"/>
+              <w:t>расстоечные термочехлы</w:t>
+            </w:r>
           </w:p>
         </w:tc>
         <w:tc>
@@ -5948,13 +5836,8 @@
                 </w:r>
               </w:sdtContent>
             </w:sdt>
-            <w:proofErr w:type="spellStart"/>
-            <w:r>
-              <w:t>минифилы</w:t>
-            </w:r>
-            <w:proofErr w:type="spellEnd"/>
-            <w:r>
-              <w:t xml:space="preserve"> (дозаторы крема)</w:t>
+            <w:r>
+              <w:t>минифилы (дозаторы крема)</w:t>
             </w:r>
           </w:p>
         </w:tc>
@@ -6485,13 +6368,8 @@
               </w:sdtContent>
             </w:sdt>
             <w:r>
-              <w:t xml:space="preserve"> </w:t>
-            </w:r>
-            <w:proofErr w:type="spellStart"/>
-            <w:r>
-              <w:t>мопы</w:t>
-            </w:r>
-            <w:proofErr w:type="spellEnd"/>
+              <w:t xml:space="preserve"> мопы</w:t>
+            </w:r>
             <w:r>
               <w:tab/>
             </w:r>
@@ -6602,16 +6480,11 @@
                 </w:r>
               </w:sdtContent>
             </w:sdt>
-            <w:proofErr w:type="spellStart"/>
             <w:r>
               <w:t>просеивател</w:t>
             </w:r>
             <w:r>
-              <w:t>и</w:t>
-            </w:r>
-            <w:proofErr w:type="spellEnd"/>
-            <w:r>
-              <w:t xml:space="preserve">: </w:t>
+              <w:t xml:space="preserve">и: </w:t>
             </w:r>
             <w:sdt>
               <w:sdtPr>
@@ -6901,11 +6774,9 @@
                 </w:r>
               </w:sdtContent>
             </w:sdt>
-            <w:proofErr w:type="spellStart"/>
             <w:r>
               <w:t>солодоварки</w:t>
             </w:r>
-            <w:proofErr w:type="spellEnd"/>
             <w:r>
               <w:t xml:space="preserve"> </w:t>
             </w:r>
@@ -6928,11 +6799,9 @@
                 </w:r>
               </w:sdtContent>
             </w:sdt>
-            <w:proofErr w:type="spellStart"/>
             <w:r>
               <w:t>ферментаторы</w:t>
             </w:r>
-            <w:proofErr w:type="spellEnd"/>
           </w:p>
         </w:tc>
         <w:tc>
@@ -7719,15 +7588,7 @@
               </w:sdtContent>
             </w:sdt>
             <w:r>
-              <w:t xml:space="preserve"> </w:t>
-            </w:r>
-            <w:proofErr w:type="spellStart"/>
-            <w:r>
-              <w:t>таромоечная</w:t>
-            </w:r>
-            <w:proofErr w:type="spellEnd"/>
-            <w:r>
-              <w:t xml:space="preserve"> </w:t>
+              <w:t xml:space="preserve"> таромоечная </w:t>
             </w:r>
             <w:r>
               <w:t>машина</w:t>
@@ -8095,13 +7956,8 @@
                 </w:r>
               </w:sdtContent>
             </w:sdt>
-            <w:proofErr w:type="spellStart"/>
-            <w:r>
-              <w:t>холд</w:t>
-            </w:r>
-            <w:proofErr w:type="spellEnd"/>
-            <w:r>
-              <w:t xml:space="preserve">. </w:t>
+            <w:r>
+              <w:t xml:space="preserve">холд. </w:t>
             </w:r>
             <w:sdt>
               <w:sdtPr>
@@ -9644,16 +9500,11 @@
               </w:sdtContent>
             </w:sdt>
             <w:r>
-              <w:t xml:space="preserve"> </w:t>
-            </w:r>
-            <w:proofErr w:type="spellStart"/>
-            <w:r>
-              <w:t>обувниц</w:t>
+              <w:t xml:space="preserve"> обувниц</w:t>
             </w:r>
             <w:r>
               <w:t>ы</w:t>
             </w:r>
-            <w:proofErr w:type="spellEnd"/>
           </w:p>
         </w:tc>
         <w:tc>
@@ -10010,18 +9861,18 @@
               <w:sdtPr>
                 <w:id w:val="1946724850"/>
                 <w14:checkbox>
-                  <w14:checked w14:val="0"/>
-                  <w14:checkedState w14:val="2612" w14:font="MS Gothic"/>
-                  <w14:uncheckedState w14:val="2610" w14:font="MS Gothic"/>
-                </w14:checkbox>
-              </w:sdtPr>
-              <w:sdtEndPr/>
-              <w:sdtContent>
-                <w:r>
-                  <w:rPr>
-                    <w:rFonts w:ascii="MS Gothic" w:eastAsia="MS Gothic" w:hAnsi="MS Gothic" w:hint="eastAsia"/>
-                  </w:rPr>
-                  <w:t>☐</w:t>
+                  <w14:checked w14:val="1"/>
+                  <w14:checkedState w14:val="2612" w14:font="MS Gothic"/>
+                  <w14:uncheckedState w14:val="2610" w14:font="MS Gothic"/>
+                </w14:checkbox>
+              </w:sdtPr>
+              <w:sdtEndPr/>
+              <w:sdtContent>
+                <w:r>
+                  <w:rPr>
+                    <w:rFonts w:ascii="MS Gothic" w:eastAsia="MS Gothic" w:hAnsi="MS Gothic" w:hint="eastAsia"/>
+                  </w:rPr>
+                  <w:t>☒</w:t>
                 </w:r>
               </w:sdtContent>
             </w:sdt>
@@ -10038,18 +9889,18 @@
               <w:sdtPr>
                 <w:id w:val="423541094"/>
                 <w14:checkbox>
-                  <w14:checked w14:val="0"/>
-                  <w14:checkedState w14:val="2612" w14:font="MS Gothic"/>
-                  <w14:uncheckedState w14:val="2610" w14:font="MS Gothic"/>
-                </w14:checkbox>
-              </w:sdtPr>
-              <w:sdtEndPr/>
-              <w:sdtContent>
-                <w:r>
-                  <w:rPr>
-                    <w:rFonts w:ascii="MS Gothic" w:eastAsia="MS Gothic" w:hAnsi="MS Gothic" w:hint="eastAsia"/>
-                  </w:rPr>
-                  <w:t>☐</w:t>
+                  <w14:checked w14:val="1"/>
+                  <w14:checkedState w14:val="2612" w14:font="MS Gothic"/>
+                  <w14:uncheckedState w14:val="2610" w14:font="MS Gothic"/>
+                </w14:checkbox>
+              </w:sdtPr>
+              <w:sdtEndPr/>
+              <w:sdtContent>
+                <w:r>
+                  <w:rPr>
+                    <w:rFonts w:ascii="MS Gothic" w:eastAsia="MS Gothic" w:hAnsi="MS Gothic" w:hint="eastAsia"/>
+                  </w:rPr>
+                  <w:t>☒</w:t>
                 </w:r>
               </w:sdtContent>
             </w:sdt>
@@ -10259,18 +10110,18 @@
               <w:sdtPr>
                 <w:id w:val="811216517"/>
                 <w14:checkbox>
-                  <w14:checked w14:val="0"/>
-                  <w14:checkedState w14:val="2612" w14:font="MS Gothic"/>
-                  <w14:uncheckedState w14:val="2610" w14:font="MS Gothic"/>
-                </w14:checkbox>
-              </w:sdtPr>
-              <w:sdtEndPr/>
-              <w:sdtContent>
-                <w:r>
-                  <w:rPr>
-                    <w:rFonts w:ascii="MS Gothic" w:eastAsia="MS Gothic" w:hAnsi="MS Gothic" w:hint="eastAsia"/>
-                  </w:rPr>
-                  <w:t>☐</w:t>
+                  <w14:checked w14:val="1"/>
+                  <w14:checkedState w14:val="2612" w14:font="MS Gothic"/>
+                  <w14:uncheckedState w14:val="2610" w14:font="MS Gothic"/>
+                </w14:checkbox>
+              </w:sdtPr>
+              <w:sdtEndPr/>
+              <w:sdtContent>
+                <w:r>
+                  <w:rPr>
+                    <w:rFonts w:ascii="MS Gothic" w:eastAsia="MS Gothic" w:hAnsi="MS Gothic" w:hint="eastAsia"/>
+                  </w:rPr>
+                  <w:t>☒</w:t>
                 </w:r>
               </w:sdtContent>
             </w:sdt>
@@ -10287,18 +10138,18 @@
               <w:sdtPr>
                 <w:id w:val="913445954"/>
                 <w14:checkbox>
-                  <w14:checked w14:val="0"/>
-                  <w14:checkedState w14:val="2612" w14:font="MS Gothic"/>
-                  <w14:uncheckedState w14:val="2610" w14:font="MS Gothic"/>
-                </w14:checkbox>
-              </w:sdtPr>
-              <w:sdtEndPr/>
-              <w:sdtContent>
-                <w:r>
-                  <w:rPr>
-                    <w:rFonts w:ascii="MS Gothic" w:eastAsia="MS Gothic" w:hAnsi="MS Gothic" w:hint="eastAsia"/>
-                  </w:rPr>
-                  <w:t>☐</w:t>
+                  <w14:checked w14:val="1"/>
+                  <w14:checkedState w14:val="2612" w14:font="MS Gothic"/>
+                  <w14:uncheckedState w14:val="2610" w14:font="MS Gothic"/>
+                </w14:checkbox>
+              </w:sdtPr>
+              <w:sdtEndPr/>
+              <w:sdtContent>
+                <w:r>
+                  <w:rPr>
+                    <w:rFonts w:ascii="MS Gothic" w:eastAsia="MS Gothic" w:hAnsi="MS Gothic" w:hint="eastAsia"/>
+                  </w:rPr>
+                  <w:t>☒</w:t>
                 </w:r>
               </w:sdtContent>
             </w:sdt>
@@ -10315,18 +10166,18 @@
               <w:sdtPr>
                 <w:id w:val="-1373843336"/>
                 <w14:checkbox>
-                  <w14:checked w14:val="0"/>
-                  <w14:checkedState w14:val="2612" w14:font="MS Gothic"/>
-                  <w14:uncheckedState w14:val="2610" w14:font="MS Gothic"/>
-                </w14:checkbox>
-              </w:sdtPr>
-              <w:sdtEndPr/>
-              <w:sdtContent>
-                <w:r>
-                  <w:rPr>
-                    <w:rFonts w:ascii="MS Gothic" w:eastAsia="MS Gothic" w:hAnsi="MS Gothic" w:hint="eastAsia"/>
-                  </w:rPr>
-                  <w:t>☐</w:t>
+                  <w14:checked w14:val="1"/>
+                  <w14:checkedState w14:val="2612" w14:font="MS Gothic"/>
+                  <w14:uncheckedState w14:val="2610" w14:font="MS Gothic"/>
+                </w14:checkbox>
+              </w:sdtPr>
+              <w:sdtEndPr/>
+              <w:sdtContent>
+                <w:r>
+                  <w:rPr>
+                    <w:rFonts w:ascii="MS Gothic" w:eastAsia="MS Gothic" w:hAnsi="MS Gothic" w:hint="eastAsia"/>
+                  </w:rPr>
+                  <w:t>☒</w:t>
                 </w:r>
               </w:sdtContent>
             </w:sdt>
@@ -10340,18 +10191,18 @@
               <w:sdtPr>
                 <w:id w:val="-1677181790"/>
                 <w14:checkbox>
-                  <w14:checked w14:val="0"/>
-                  <w14:checkedState w14:val="2612" w14:font="MS Gothic"/>
-                  <w14:uncheckedState w14:val="2610" w14:font="MS Gothic"/>
-                </w14:checkbox>
-              </w:sdtPr>
-              <w:sdtEndPr/>
-              <w:sdtContent>
-                <w:r>
-                  <w:rPr>
-                    <w:rFonts w:ascii="MS Gothic" w:eastAsia="MS Gothic" w:hAnsi="MS Gothic" w:hint="eastAsia"/>
-                  </w:rPr>
-                  <w:t>☐</w:t>
+                  <w14:checked w14:val="1"/>
+                  <w14:checkedState w14:val="2612" w14:font="MS Gothic"/>
+                  <w14:uncheckedState w14:val="2610" w14:font="MS Gothic"/>
+                </w14:checkbox>
+              </w:sdtPr>
+              <w:sdtEndPr/>
+              <w:sdtContent>
+                <w:r>
+                  <w:rPr>
+                    <w:rFonts w:ascii="MS Gothic" w:eastAsia="MS Gothic" w:hAnsi="MS Gothic" w:hint="eastAsia"/>
+                  </w:rPr>
+                  <w:t>☒</w:t>
                 </w:r>
               </w:sdtContent>
             </w:sdt>
@@ -10610,18 +10461,31 @@
         <w:lang w:val="en-US"/>
       </w:rPr>
     </w:pPr>
-    <w:fldSimple w:instr=" TITLE   \* MERGEFORMAT ">
-      <w:r>
-        <w:rPr>
-          <w:rStyle w:val="a6"/>
-          <w:lang w:val="en-US"/>
-        </w:rPr>
-        <w:t>Ф-ХХ</w:t>
-      </w:r>
-      <w:r>
-        <w:t>.2024</w:t>
-      </w:r>
-    </w:fldSimple>
+    <w:r>
+      <w:fldChar w:fldCharType="begin"/>
+    </w:r>
+    <w:r>
+      <w:instrText xml:space="preserve"> TITLE   \* MERGEFORM</w:instrText>
+    </w:r>
+    <w:r>
+      <w:instrText xml:space="preserve">AT </w:instrText>
+    </w:r>
+    <w:r>
+      <w:fldChar w:fldCharType="separate"/>
+    </w:r>
+    <w:r>
+      <w:rPr>
+        <w:rStyle w:val="a6"/>
+        <w:lang w:val="en-US"/>
+      </w:rPr>
+      <w:t>Ф-ХХ</w:t>
+    </w:r>
+    <w:r>
+      <w:t>.2024</w:t>
+    </w:r>
+    <w:r>
+      <w:fldChar w:fldCharType="end"/>
+    </w:r>
   </w:p>
 </w:hdr>
 </file>
